--- a/docs/02-srs.docx
+++ b/docs/02-srs.docx
@@ -2825,6 +2825,212 @@
         <w:t xml:space="preserve">Production material re-balancing when material references change without cancelling (needs deduction ledger).</w:t>
       </w:r>
     </w:p>
+    <w:p>
+      <w:pPr>
+        <w:spacing w:before="320" w:after="90"/>
+        <w:outlineLvl w:val="0"/>
+      </w:pPr>
+      <w:r>
+        <w:rPr>
+          <w:b/>
+          <w:color w:val="14532D"/>
+          <w:sz w:val="40"/>
+        </w:rPr>
+        <w:t xml:space="preserve">Revision 2.1 - Implemented-system alignment (24 August 2026)</w:t>
+      </w:r>
+    </w:p>
+    <w:p>
+      <w:pPr>
+        <w:spacing w:before="220" w:after="80"/>
+        <w:outlineLvl w:val="1"/>
+      </w:pPr>
+      <w:r>
+        <w:rPr>
+          <w:b/>
+          <w:color w:val="166534"/>
+          <w:sz w:val="30"/>
+        </w:rPr>
+        <w:t xml:space="preserve">Reporting (updated)</w:t>
+      </w:r>
+    </w:p>
+    <w:p>
+      <w:pPr>
+        <w:spacing w:after="40"/>
+        <w:ind w:left="360"/>
+      </w:pPr>
+      <w:r>
+        <w:rPr>
+          <w:rFonts w:ascii="Calibri" w:hAnsi="Calibri"/>
+        </w:rPr>
+        <w:t xml:space="preserve">• Access: the reports centre, report viewing, CSV export and printing are limited to the Administrator (ROLE-001) and Factory Manager (ROLE-002) roles; all other roles are redirected with an explanatory message and the sidebar entry is hidden.</w:t>
+      </w:r>
+    </w:p>
+    <w:p>
+      <w:pPr>
+        <w:spacing w:after="40"/>
+        <w:ind w:left="360"/>
+      </w:pPr>
+      <w:r>
+        <w:rPr>
+          <w:rFonts w:ascii="Calibri" w:hAnsi="Calibri"/>
+        </w:rPr>
+        <w:t xml:space="preserve">• Department partitioning: every report belongs to a owning department (Production: production/waste/OEE; Inventory: inventory/packaging/suppliers; Sales: sales; Finance: profit-and-loss; Maintenance: maintenance/downtime/power/water; QA: QA-QC/certifications; Management: SOP compliance). A manager whose staff record carries one of those departments sees only their own department's reports; Administration and factory-wide Management see all fifteen.</w:t>
+      </w:r>
+    </w:p>
+    <w:p>
+      <w:pPr>
+        <w:spacing w:after="40"/>
+        <w:ind w:left="360"/>
+      </w:pPr>
+      <w:r>
+        <w:rPr>
+          <w:rFonts w:ascii="Calibri" w:hAnsi="Calibri"/>
+        </w:rPr>
+        <w:t xml:space="preserve">• Every report open, export and print action is written to the audit trail with user, type and period.</w:t>
+      </w:r>
+    </w:p>
+    <w:p>
+      <w:pPr>
+        <w:spacing w:before="220" w:after="80"/>
+        <w:outlineLvl w:val="1"/>
+      </w:pPr>
+      <w:r>
+        <w:rPr>
+          <w:b/>
+          <w:color w:val="166534"/>
+          <w:sz w:val="30"/>
+        </w:rPr>
+        <w:t xml:space="preserve">Printing subsystem (new)</w:t>
+      </w:r>
+    </w:p>
+    <w:p>
+      <w:pPr>
+        <w:spacing w:after="40"/>
+        <w:ind w:left="360"/>
+      </w:pPr>
+      <w:r>
+        <w:rPr>
+          <w:rFonts w:ascii="Calibri" w:hAnsi="Calibri"/>
+        </w:rPr>
+        <w:t xml:space="preserve">• Printing never uses the application page. A dedicated print route renders a standalone document: company letterhead (name, logo, contact placeholders), the report name as document title, the period, summary figures and the bordered results table, followed by prepared-by/approved-by signature lines and a printed-at footer.</w:t>
+      </w:r>
+    </w:p>
+    <w:p>
+      <w:pPr>
+        <w:spacing w:before="220" w:after="80"/>
+        <w:outlineLvl w:val="1"/>
+      </w:pPr>
+      <w:r>
+        <w:rPr>
+          <w:b/>
+          <w:color w:val="166534"/>
+          <w:sz w:val="30"/>
+        </w:rPr>
+        <w:t xml:space="preserve">Sales receipts (new)</w:t>
+      </w:r>
+    </w:p>
+    <w:p>
+      <w:pPr>
+        <w:spacing w:after="40"/>
+        <w:ind w:left="360"/>
+      </w:pPr>
+      <w:r>
+        <w:rPr>
+          <w:rFonts w:ascii="Calibri" w:hAnsi="Calibri"/>
+        </w:rPr>
+        <w:t xml:space="preserve">• Completing a sales order redirects straight to a printable receipt (receipt number, date/time, customer, served-by, itemised quantity, unit price, total, payment status, notes). A receipt button is available on every sales-order row for the Sales, Accounting, Manager and Administrator roles.</w:t>
+      </w:r>
+    </w:p>
+    <w:p>
+      <w:pPr>
+        <w:spacing w:before="220" w:after="80"/>
+        <w:outlineLvl w:val="1"/>
+      </w:pPr>
+      <w:r>
+        <w:rPr>
+          <w:b/>
+          <w:color w:val="166534"/>
+          <w:sz w:val="30"/>
+        </w:rPr>
+        <w:t xml:space="preserve">Data validation (strengthened)</w:t>
+      </w:r>
+    </w:p>
+    <w:p>
+      <w:pPr>
+        <w:spacing w:after="40"/>
+        <w:ind w:left="360"/>
+      </w:pPr>
+      <w:r>
+        <w:rPr>
+          <w:rFonts w:ascii="Calibri" w:hAnsi="Calibri"/>
+        </w:rPr>
+        <w:t xml:space="preserve">• Server-side: a shared range-checking helper now guards quantity, cost, amount, runtime, fuel, downtime, participants, checklist-item and pH fields across sales, invoicing, production, finished goods, raw and packaging materials, maintenance, waste, water usage/tests (pH bounded 0-14), power usage/generator, drills, SOP checklists and supplier deliveries. Customer and finished-goods references, order status whitelist and not-future order dates are verified before any write.</w:t>
+      </w:r>
+    </w:p>
+    <w:p>
+      <w:pPr>
+        <w:spacing w:after="40"/>
+        <w:ind w:left="360"/>
+      </w:pPr>
+      <w:r>
+        <w:rPr>
+          <w:rFonts w:ascii="Calibri" w:hAnsi="Calibri"/>
+        </w:rPr>
+        <w:t xml:space="preserve">• Client-side: every form input declares min/max/step/required constraints and a global submit interceptor validates number ranges and required fields, highlighting the first invalid field with an inline message.</w:t>
+      </w:r>
+    </w:p>
+    <w:p>
+      <w:pPr>
+        <w:spacing w:before="220" w:after="80"/>
+        <w:outlineLvl w:val="1"/>
+      </w:pPr>
+      <w:r>
+        <w:rPr>
+          <w:b/>
+          <w:color w:val="166534"/>
+          <w:sz w:val="30"/>
+        </w:rPr>
+        <w:t xml:space="preserve">Backup and restore (corrected)</w:t>
+      </w:r>
+    </w:p>
+    <w:p>
+      <w:pPr>
+        <w:spacing w:after="40"/>
+        <w:ind w:left="360"/>
+      </w:pPr>
+      <w:r>
+        <w:rPr>
+          <w:rFonts w:ascii="Calibri" w:hAnsi="Calibri"/>
+        </w:rPr>
+        <w:t xml:space="preserve">• Structural restores (dumps containing CREATE/DROP statements) execute with foreign-key checks disabled outside a transaction, because MySQL implicitly commits on DDL; data-only restores remain atomic with true rollback. Failure messages state precisely what did or did not roll back.</w:t>
+      </w:r>
+    </w:p>
+    <w:p>
+      <w:pPr>
+        <w:spacing w:before="220" w:after="80"/>
+        <w:outlineLvl w:val="1"/>
+      </w:pPr>
+      <w:r>
+        <w:rPr>
+          <w:b/>
+          <w:color w:val="166534"/>
+          <w:sz w:val="30"/>
+        </w:rPr>
+        <w:t xml:space="preserve">Non-functional additions</w:t>
+      </w:r>
+    </w:p>
+    <w:p>
+      <w:pPr>
+        <w:spacing w:after="40"/>
+        <w:ind w:left="360"/>
+      </w:pPr>
+      <w:r>
+        <w:rPr>
+          <w:rFonts w:ascii="Calibri" w:hAnsi="Calibri"/>
+        </w:rPr>
+        <w:t xml:space="preserve">• All front-end assets (Bootstrap, jQuery, DataTables, Bootstrap Icons, SweetAlert2, Chart.js, JsBarcode, Inter font) are self-hosted under frontend/assets/vendor; after installation the system needs no internet connection.</w:t>
+      </w:r>
+    </w:p>
     <w:sectPr>
       <w:pgSz w:w="11906" w:h="16838"/>
       <w:pgMar w:top="1134" w:right="1134" w:bottom="1134" w:left="1134" w:header="708" w:footer="708"/>
